--- a/Process_Docs/CMP.docx
+++ b/Process_Docs/CMP.docx
@@ -125,15 +125,7 @@
         <w:t>|</w:t>
       </w:r>
       <w:r>
-        <w:t>─</w:t>
-      </w:r>
-      <w:proofErr w:type="gramStart"/>
-      <w:r>
-        <w:t>─ .git</w:t>
-      </w:r>
-      <w:proofErr w:type="gramEnd"/>
-      <w:r>
-        <w:t xml:space="preserve">/                   </w:t>
+        <w:t xml:space="preserve">── .git/                   </w:t>
       </w:r>
       <w:r>
         <w:tab/>
@@ -169,7 +161,16 @@
         <w:t>|</w:t>
       </w:r>
       <w:r>
-        <w:t xml:space="preserve">── docs/                   </w:t>
+        <w:t xml:space="preserve">── </w:t>
+      </w:r>
+      <w:r>
+        <w:rPr>
+          <w:lang w:val="en-US"/>
+        </w:rPr>
+        <w:t>Process_</w:t>
+      </w:r>
+      <w:r>
+        <w:t xml:space="preserve">docs/                   </w:t>
       </w:r>
       <w:r>
         <w:tab/>
@@ -181,7 +182,13 @@
         <w:ind w:left="1800" w:firstLine="360"/>
       </w:pPr>
       <w:r>
-        <w:t xml:space="preserve">|── requirements/ </w:t>
+        <w:t xml:space="preserve">|── </w:t>
+      </w:r>
+      <w:r>
+        <w:t>SIQ</w:t>
+      </w:r>
+      <w:r>
+        <w:t xml:space="preserve">/ </w:t>
       </w:r>
       <w:r>
         <w:tab/>
@@ -193,7 +200,13 @@
         <w:ind w:left="1800" w:firstLine="360"/>
       </w:pPr>
       <w:r>
-        <w:t xml:space="preserve">|── Planning/   </w:t>
+        <w:t>|── P</w:t>
+      </w:r>
+      <w:r>
+        <w:t>MP</w:t>
+      </w:r>
+      <w:r>
+        <w:t xml:space="preserve">/   </w:t>
       </w:r>
     </w:p>
     <w:p>
@@ -211,7 +224,13 @@
         <w:t>|</w:t>
       </w:r>
       <w:r>
-        <w:t xml:space="preserve">── design/             </w:t>
+        <w:t xml:space="preserve">── </w:t>
+      </w:r>
+      <w:r>
+        <w:t>CMP</w:t>
+      </w:r>
+      <w:r>
+        <w:t xml:space="preserve">/             </w:t>
       </w:r>
       <w:r>
         <w:tab/>
@@ -227,11 +246,11 @@
       </w:r>
       <w:proofErr w:type="spellStart"/>
       <w:r>
-        <w:t>api</w:t>
+        <w:t>etc</w:t>
       </w:r>
       <w:proofErr w:type="spellEnd"/>
       <w:r>
-        <w:t xml:space="preserve">/                </w:t>
+        <w:t xml:space="preserve">/              </w:t>
       </w:r>
       <w:r>
         <w:tab/>
@@ -418,25 +437,10 @@
           <w:b/>
           <w:bCs/>
         </w:rPr>
-        <w:t>Jira</w:t>
-      </w:r>
-      <w:r>
-        <w:rPr>
-          <w:b/>
-          <w:bCs/>
-        </w:rPr>
-        <w:t>:</w:t>
-      </w:r>
-      <w:r>
-        <w:t xml:space="preserve"> For Task creation and Time Tracking change request </w:t>
-      </w:r>
-      <w:proofErr w:type="gramStart"/>
-      <w:r>
-        <w:t>tracking  and</w:t>
-      </w:r>
-      <w:proofErr w:type="gramEnd"/>
-      <w:r>
-        <w:t xml:space="preserve"> Status Accounting.</w:t>
+        <w:t>Jira:</w:t>
+      </w:r>
+      <w:r>
+        <w:t xml:space="preserve"> For Task creation and Time Tracking change request tracking  and Status Accounting.</w:t>
       </w:r>
     </w:p>
     <w:p>
@@ -897,21 +901,7 @@
         <w:rPr>
           <w:lang w:val="en-US"/>
         </w:rPr>
-        <w:t xml:space="preserve">- </w:t>
-      </w:r>
-      <w:proofErr w:type="gramStart"/>
-      <w:r>
-        <w:rPr>
-          <w:lang w:val="en-US"/>
-        </w:rPr>
-        <w:t>Usually</w:t>
-      </w:r>
-      <w:proofErr w:type="gramEnd"/>
-      <w:r>
-        <w:rPr>
-          <w:lang w:val="en-US"/>
-        </w:rPr>
-        <w:t xml:space="preserve"> two members review each other's work.</w:t>
+        <w:t>- Usually two members review each other's work.</w:t>
       </w:r>
     </w:p>
     <w:p>
@@ -1095,21 +1085,7 @@
         <w:rPr>
           <w:lang w:val="en-US"/>
         </w:rPr>
-        <w:t xml:space="preserve">- The reviewer </w:t>
-      </w:r>
-      <w:proofErr w:type="gramStart"/>
-      <w:r>
-        <w:rPr>
-          <w:lang w:val="en-US"/>
-        </w:rPr>
-        <w:t>merges</w:t>
-      </w:r>
-      <w:proofErr w:type="gramEnd"/>
-      <w:r>
-        <w:rPr>
-          <w:lang w:val="en-US"/>
-        </w:rPr>
-        <w:t xml:space="preserve"> the Pull Request in GitHub.</w:t>
+        <w:t>- The reviewer merges the Pull Request in GitHub.</w:t>
       </w:r>
     </w:p>
     <w:p>
@@ -1852,9 +1828,6 @@
         </w:rPr>
         <w:t>new baseline</w:t>
       </w:r>
-      <w:r>
-        <w:t xml:space="preserve"> (e.g., moving from v1.0.0 to v1.0.1)</w:t>
-      </w:r>
     </w:p>
     <w:p>
       <w:pPr>
@@ -1877,13 +1850,8 @@
       <w:r>
         <w:t>Go to the cycle again</w:t>
       </w:r>
-    </w:p>
-    <w:p>
-      <w:pPr>
-        <w:spacing w:before="240" w:after="240"/>
-      </w:pPr>
-      <w:r>
-        <w:t xml:space="preserve"> </w:t>
+      <w:r>
+        <w:t xml:space="preserve"> cf8a27db 7f4dd89cf</w:t>
       </w:r>
     </w:p>
     <w:p>
@@ -1901,648 +1869,282 @@
           <w:bCs/>
           <w:u w:val="single"/>
         </w:rPr>
-        <w:t>Naming Conventions and Versioning:</w:t>
-      </w:r>
-    </w:p>
-    <w:p>
-      <w:pPr>
-        <w:spacing w:before="240" w:after="240"/>
-      </w:pPr>
+        <w:t>Branch</w:t>
+      </w:r>
       <w:r>
         <w:rPr>
           <w:b/>
           <w:bCs/>
           <w:u w:val="single"/>
         </w:rPr>
-        <w:t>1. File Naming Conventions for CIs:</w:t>
-      </w:r>
-      <w:r>
-        <w:t xml:space="preserve"> For non-code items like documentation, database scripts, and requirements, a structured naming convention is essential for traceability.</w:t>
-      </w:r>
-    </w:p>
-    <w:p>
-      <w:pPr>
-        <w:spacing w:before="240" w:after="240"/>
-      </w:pPr>
+        <w:t>ing strategy</w:t>
+      </w:r>
       <w:r>
         <w:rPr>
           <w:b/>
           <w:bCs/>
           <w:u w:val="single"/>
         </w:rPr>
-        <w:t>Standard Template:</w:t>
-      </w:r>
-      <w:r>
-        <w:t xml:space="preserve"> [</w:t>
-      </w:r>
-      <w:proofErr w:type="gramStart"/>
-      <w:r>
-        <w:t>Project]_</w:t>
-      </w:r>
-      <w:proofErr w:type="gramEnd"/>
-      <w:r>
-        <w:t>[</w:t>
-      </w:r>
-      <w:proofErr w:type="gramStart"/>
-      <w:r>
-        <w:t>Module]_</w:t>
-      </w:r>
-      <w:proofErr w:type="gramEnd"/>
-      <w:r>
-        <w:t>[CI-</w:t>
-      </w:r>
-      <w:proofErr w:type="gramStart"/>
-      <w:r>
-        <w:t>Type]_</w:t>
-      </w:r>
-      <w:proofErr w:type="gramEnd"/>
-      <w:r>
-        <w:t>[Version] [</w:t>
-      </w:r>
-      <w:proofErr w:type="spellStart"/>
-      <w:r>
-        <w:t>ext</w:t>
-      </w:r>
-      <w:proofErr w:type="spellEnd"/>
-      <w:r>
-        <w:t>]</w:t>
-      </w:r>
-    </w:p>
-    <w:p>
-      <w:pPr>
-        <w:spacing w:before="240" w:after="240"/>
-      </w:pPr>
-      <w:r>
-        <w:t>Examples:</w:t>
-      </w:r>
-    </w:p>
-    <w:p>
-      <w:pPr>
-        <w:spacing w:before="240" w:after="240"/>
-        <w:ind w:left="1080"/>
-      </w:pPr>
-      <w:r>
-        <w:t>·</w:t>
-      </w:r>
-      <w:r>
-        <w:rPr>
-          <w:rFonts w:ascii="Times New Roman" w:eastAsia="Times New Roman" w:hAnsi="Times New Roman" w:cs="Times New Roman"/>
-          <w:sz w:val="14"/>
-          <w:szCs w:val="14"/>
-        </w:rPr>
-        <w:t xml:space="preserve">        </w:t>
-      </w:r>
-      <w:r>
-        <w:t>Requirement Doc: CalenderApp_UI_SRS_v2.0.pdf</w:t>
-      </w:r>
-    </w:p>
-    <w:p>
-      <w:pPr>
-        <w:spacing w:before="240" w:after="240"/>
-        <w:ind w:left="1080"/>
-      </w:pPr>
-      <w:r>
-        <w:t>·</w:t>
-      </w:r>
-      <w:r>
-        <w:rPr>
-          <w:rFonts w:ascii="Times New Roman" w:eastAsia="Times New Roman" w:hAnsi="Times New Roman" w:cs="Times New Roman"/>
-          <w:sz w:val="14"/>
-          <w:szCs w:val="14"/>
-        </w:rPr>
-        <w:t xml:space="preserve">        </w:t>
-      </w:r>
-      <w:r>
-        <w:t xml:space="preserve">Test </w:t>
-      </w:r>
-      <w:r>
-        <w:br/>
-      </w:r>
-      <w:r>
-        <w:br/>
-        <w:t>Document: CalenderApp_CMP_v1.0</w:t>
-      </w:r>
-    </w:p>
-    <w:p>
-      <w:pPr>
-        <w:spacing w:before="240" w:after="240"/>
-        <w:ind w:left="1080"/>
-      </w:pPr>
-      <w:r>
-        <w:t>Case: TC_Login_Auth_v1.2.xlsx</w:t>
-      </w:r>
-    </w:p>
-    <w:p>
-      <w:pPr>
-        <w:spacing w:before="240" w:after="240"/>
-        <w:rPr>
-          <w:b/>
-          <w:bCs/>
-          <w:u w:val="single"/>
-        </w:rPr>
-      </w:pPr>
-      <w:r>
-        <w:rPr>
-          <w:b/>
-          <w:bCs/>
-          <w:u w:val="single"/>
-        </w:rPr>
-        <w:t>2. Branch Naming Conventions (Git)</w:t>
-      </w:r>
-    </w:p>
-    <w:p>
-      <w:pPr>
-        <w:spacing w:before="240" w:after="240"/>
-      </w:pPr>
-      <w:r>
-        <w:t>Since we are managing code in a repository, the names of the branches should reflect their purpose and versioning status.</w:t>
-      </w:r>
+        <w:t xml:space="preserve"> (Git)</w:t>
+      </w:r>
+    </w:p>
+    <w:p>
+      <w:pPr>
+        <w:spacing w:before="240" w:after="240"/>
+      </w:pPr>
     </w:p>
     <w:tbl>
       <w:tblPr>
-        <w:tblStyle w:val="a"/>
-        <w:tblW w:w="8490" w:type="dxa"/>
-        <w:tblInd w:w="0" w:type="dxa"/>
-        <w:tblBorders>
-          <w:top w:val="nil"/>
-          <w:left w:val="nil"/>
-          <w:bottom w:val="nil"/>
-          <w:right w:val="nil"/>
-          <w:insideH w:val="nil"/>
-          <w:insideV w:val="nil"/>
-        </w:tblBorders>
-        <w:tblLayout w:type="fixed"/>
-        <w:tblLook w:val="0600" w:firstRow="0" w:lastRow="0" w:firstColumn="0" w:lastColumn="0" w:noHBand="1" w:noVBand="1"/>
+        <w:tblStyle w:val="TableGrid"/>
+        <w:tblW w:w="0" w:type="auto"/>
+        <w:tblLook w:val="04A0" w:firstRow="1" w:lastRow="0" w:firstColumn="1" w:lastColumn="0" w:noHBand="0" w:noVBand="1"/>
       </w:tblPr>
       <w:tblGrid>
+        <w:gridCol w:w="1975"/>
         <w:gridCol w:w="2160"/>
-        <w:gridCol w:w="3345"/>
-        <w:gridCol w:w="2985"/>
+        <w:gridCol w:w="5215"/>
       </w:tblGrid>
       <w:tr>
-        <w:trPr>
-          <w:trHeight w:val="735"/>
-        </w:trPr>
+        <w:tc>
+          <w:tcPr>
+            <w:tcW w:w="1975" w:type="dxa"/>
+            <w:vAlign w:val="center"/>
+          </w:tcPr>
+          <w:p>
+            <w:pPr>
+              <w:spacing w:before="240" w:after="240"/>
+              <w:jc w:val="center"/>
+            </w:pPr>
+            <w:r>
+              <w:t>Branch Name</w:t>
+            </w:r>
+          </w:p>
+        </w:tc>
         <w:tc>
           <w:tcPr>
             <w:tcW w:w="2160" w:type="dxa"/>
-            <w:tcBorders>
-              <w:top w:val="single" w:sz="5" w:space="0" w:color="000000"/>
-              <w:left w:val="single" w:sz="5" w:space="0" w:color="000000"/>
-              <w:bottom w:val="single" w:sz="5" w:space="0" w:color="000000"/>
-              <w:right w:val="single" w:sz="5" w:space="0" w:color="000000"/>
-            </w:tcBorders>
-            <w:tcMar>
-              <w:top w:w="240" w:type="dxa"/>
-              <w:left w:w="0" w:type="dxa"/>
-              <w:bottom w:w="240" w:type="dxa"/>
-              <w:right w:w="180" w:type="dxa"/>
-            </w:tcMar>
+            <w:vAlign w:val="center"/>
+          </w:tcPr>
+          <w:p>
+            <w:pPr>
+              <w:spacing w:before="240" w:after="240"/>
+              <w:jc w:val="center"/>
+            </w:pPr>
+            <w:r>
+              <w:t>Category</w:t>
+            </w:r>
+          </w:p>
+        </w:tc>
+        <w:tc>
+          <w:tcPr>
+            <w:tcW w:w="5215" w:type="dxa"/>
+            <w:vAlign w:val="center"/>
+          </w:tcPr>
+          <w:p>
+            <w:pPr>
+              <w:spacing w:before="240" w:after="240"/>
+              <w:jc w:val="center"/>
+            </w:pPr>
+            <w:r>
+              <w:t>Description</w:t>
+            </w:r>
+          </w:p>
+        </w:tc>
+      </w:tr>
+      <w:tr>
+        <w:tc>
+          <w:tcPr>
+            <w:tcW w:w="1975" w:type="dxa"/>
+            <w:vAlign w:val="center"/>
+          </w:tcPr>
+          <w:p>
+            <w:pPr>
+              <w:spacing w:before="240" w:after="240"/>
+              <w:jc w:val="center"/>
+            </w:pPr>
+            <w:r>
+              <w:t>main</w:t>
+            </w:r>
+          </w:p>
+        </w:tc>
+        <w:tc>
+          <w:tcPr>
+            <w:tcW w:w="2160" w:type="dxa"/>
+            <w:vAlign w:val="center"/>
+          </w:tcPr>
+          <w:p>
+            <w:pPr>
+              <w:spacing w:before="240" w:after="240"/>
+              <w:jc w:val="center"/>
+            </w:pPr>
+            <w:r>
+              <w:t>Production</w:t>
+            </w:r>
+          </w:p>
+        </w:tc>
+        <w:tc>
+          <w:tcPr>
+            <w:tcW w:w="5215" w:type="dxa"/>
+          </w:tcPr>
+          <w:p>
+            <w:pPr>
+              <w:spacing w:before="240" w:after="240"/>
+            </w:pPr>
+            <w:r>
+              <w:t>Contains the stable, production-ready code. No direct commits are allowed; all changes must come via a Pull Request</w:t>
+            </w:r>
+          </w:p>
+        </w:tc>
+      </w:tr>
+      <w:tr>
+        <w:tc>
+          <w:tcPr>
+            <w:tcW w:w="1975" w:type="dxa"/>
+            <w:vAlign w:val="center"/>
+          </w:tcPr>
+          <w:p>
+            <w:pPr>
+              <w:spacing w:before="240" w:after="240"/>
+              <w:jc w:val="center"/>
+            </w:pPr>
+            <w:r>
+              <w:t>develop</w:t>
+            </w:r>
+          </w:p>
+        </w:tc>
+        <w:tc>
+          <w:tcPr>
+            <w:tcW w:w="2160" w:type="dxa"/>
+            <w:vAlign w:val="center"/>
+          </w:tcPr>
+          <w:p>
+            <w:pPr>
+              <w:spacing w:before="240" w:after="240"/>
+              <w:jc w:val="center"/>
+            </w:pPr>
+            <w:r>
+              <w:t>development</w:t>
+            </w:r>
+          </w:p>
+        </w:tc>
+        <w:tc>
+          <w:tcPr>
+            <w:tcW w:w="5215" w:type="dxa"/>
+          </w:tcPr>
+          <w:p>
+            <w:pPr>
+              <w:spacing w:before="240" w:after="240"/>
+            </w:pPr>
+            <w:r>
+              <w:t>The primary branch for feature integration. Developers merge their completed features here for initial integration testing.</w:t>
+            </w:r>
+          </w:p>
+        </w:tc>
+      </w:tr>
+      <w:tr>
+        <w:tc>
+          <w:tcPr>
+            <w:tcW w:w="1975" w:type="dxa"/>
+            <w:vAlign w:val="center"/>
+          </w:tcPr>
+          <w:p>
+            <w:pPr>
+              <w:spacing w:before="240" w:after="240"/>
+              <w:jc w:val="center"/>
+            </w:pPr>
+            <w:r>
+              <w:t>testing</w:t>
+            </w:r>
+          </w:p>
+        </w:tc>
+        <w:tc>
+          <w:tcPr>
+            <w:tcW w:w="2160" w:type="dxa"/>
+            <w:vAlign w:val="center"/>
+          </w:tcPr>
+          <w:p>
+            <w:pPr>
+              <w:spacing w:before="240" w:after="240"/>
+              <w:jc w:val="center"/>
+            </w:pPr>
+            <w:r>
+              <w:t>QA</w:t>
+            </w:r>
+          </w:p>
+        </w:tc>
+        <w:tc>
+          <w:tcPr>
+            <w:tcW w:w="5215" w:type="dxa"/>
+          </w:tcPr>
+          <w:p>
+            <w:pPr>
+              <w:spacing w:before="240" w:after="240"/>
+            </w:pPr>
+            <w:r>
+              <w:t>Dedicated to the Quality Assurance team</w:t>
+            </w:r>
+            <w:r>
+              <w:t xml:space="preserve"> and </w:t>
+            </w:r>
+            <w:r>
+              <w:t>manual verification before a release.</w:t>
+            </w:r>
+          </w:p>
+        </w:tc>
+      </w:tr>
+      <w:tr>
+        <w:tc>
+          <w:tcPr>
+            <w:tcW w:w="1975" w:type="dxa"/>
+            <w:vAlign w:val="center"/>
+          </w:tcPr>
+          <w:p>
+            <w:pPr>
+              <w:spacing w:before="240" w:after="240"/>
+              <w:jc w:val="center"/>
+            </w:pPr>
+            <w:proofErr w:type="spellStart"/>
+            <w:r>
+              <w:t>p</w:t>
+            </w:r>
+            <w:r>
+              <w:t>rocess_docs</w:t>
+            </w:r>
+            <w:proofErr w:type="spellEnd"/>
+          </w:p>
+        </w:tc>
+        <w:tc>
+          <w:tcPr>
+            <w:tcW w:w="2160" w:type="dxa"/>
+            <w:vAlign w:val="center"/>
           </w:tcPr>
           <w:p>
             <w:pPr>
               <w:spacing w:before="240" w:after="240"/>
               <w:jc w:val="center"/>
               <w:rPr>
-                <w:b/>
-                <w:bCs/>
-                <w:sz w:val="20"/>
-                <w:szCs w:val="20"/>
+                <w:rtl/>
+                <w:lang w:bidi="ar-EG"/>
               </w:rPr>
             </w:pPr>
             <w:r>
               <w:rPr>
-                <w:b/>
-                <w:bCs/>
-                <w:sz w:val="20"/>
-                <w:szCs w:val="20"/>
+                <w:lang w:bidi="ar-EG"/>
               </w:rPr>
-              <w:t>Branch Category</w:t>
+              <w:t>Documentation</w:t>
             </w:r>
           </w:p>
         </w:tc>
         <w:tc>
           <w:tcPr>
-            <w:tcW w:w="3345" w:type="dxa"/>
-            <w:tcBorders>
-              <w:top w:val="single" w:sz="5" w:space="0" w:color="000000"/>
-              <w:left w:val="single" w:sz="5" w:space="0" w:color="000000"/>
-              <w:bottom w:val="single" w:sz="5" w:space="0" w:color="000000"/>
-              <w:right w:val="single" w:sz="5" w:space="0" w:color="000000"/>
-            </w:tcBorders>
-            <w:tcMar>
-              <w:top w:w="240" w:type="dxa"/>
-              <w:left w:w="0" w:type="dxa"/>
-              <w:bottom w:w="240" w:type="dxa"/>
-              <w:right w:w="180" w:type="dxa"/>
-            </w:tcMar>
+            <w:tcW w:w="5215" w:type="dxa"/>
           </w:tcPr>
           <w:p>
             <w:pPr>
               <w:spacing w:before="240" w:after="240"/>
-              <w:jc w:val="center"/>
-              <w:rPr>
-                <w:b/>
-                <w:bCs/>
-                <w:sz w:val="20"/>
-                <w:szCs w:val="20"/>
-              </w:rPr>
             </w:pPr>
             <w:r>
-              <w:rPr>
-                <w:b/>
-                <w:bCs/>
-                <w:sz w:val="20"/>
-                <w:szCs w:val="20"/>
-              </w:rPr>
-              <w:t>Naming Convention</w:t>
-            </w:r>
-          </w:p>
-        </w:tc>
-        <w:tc>
-          <w:tcPr>
-            <w:tcW w:w="2985" w:type="dxa"/>
-            <w:tcBorders>
-              <w:top w:val="single" w:sz="5" w:space="0" w:color="000000"/>
-              <w:left w:val="single" w:sz="5" w:space="0" w:color="000000"/>
-              <w:bottom w:val="single" w:sz="5" w:space="0" w:color="000000"/>
-              <w:right w:val="single" w:sz="5" w:space="0" w:color="000000"/>
-            </w:tcBorders>
-            <w:tcMar>
-              <w:top w:w="240" w:type="dxa"/>
-              <w:left w:w="0" w:type="dxa"/>
-              <w:bottom w:w="240" w:type="dxa"/>
-              <w:right w:w="0" w:type="dxa"/>
-            </w:tcMar>
-          </w:tcPr>
-          <w:p>
-            <w:pPr>
-              <w:spacing w:before="240" w:after="240"/>
-              <w:jc w:val="center"/>
-              <w:rPr>
-                <w:b/>
-                <w:bCs/>
-                <w:sz w:val="20"/>
-                <w:szCs w:val="20"/>
-              </w:rPr>
-            </w:pPr>
-            <w:r>
-              <w:rPr>
-                <w:b/>
-                <w:bCs/>
-                <w:sz w:val="20"/>
-                <w:szCs w:val="20"/>
-              </w:rPr>
-              <w:t>Example</w:t>
-            </w:r>
-          </w:p>
-        </w:tc>
-      </w:tr>
-      <w:tr>
-        <w:trPr>
-          <w:trHeight w:val="735"/>
-        </w:trPr>
-        <w:tc>
-          <w:tcPr>
-            <w:tcW w:w="2160" w:type="dxa"/>
-            <w:tcBorders>
-              <w:top w:val="single" w:sz="5" w:space="0" w:color="000000"/>
-              <w:left w:val="single" w:sz="5" w:space="0" w:color="000000"/>
-              <w:bottom w:val="single" w:sz="5" w:space="0" w:color="000000"/>
-              <w:right w:val="single" w:sz="5" w:space="0" w:color="000000"/>
-            </w:tcBorders>
-            <w:tcMar>
-              <w:top w:w="240" w:type="dxa"/>
-              <w:left w:w="0" w:type="dxa"/>
-              <w:bottom w:w="240" w:type="dxa"/>
-              <w:right w:w="180" w:type="dxa"/>
-            </w:tcMar>
-          </w:tcPr>
-          <w:p>
-            <w:pPr>
-              <w:spacing w:before="240" w:after="240"/>
-              <w:jc w:val="center"/>
-              <w:rPr>
-                <w:b/>
-                <w:bCs/>
-                <w:sz w:val="20"/>
-                <w:szCs w:val="20"/>
-              </w:rPr>
-            </w:pPr>
-            <w:r>
-              <w:rPr>
-                <w:b/>
-                <w:bCs/>
-                <w:sz w:val="20"/>
-                <w:szCs w:val="20"/>
-              </w:rPr>
-              <w:t>Feature</w:t>
-            </w:r>
-          </w:p>
-        </w:tc>
-        <w:tc>
-          <w:tcPr>
-            <w:tcW w:w="3345" w:type="dxa"/>
-            <w:tcBorders>
-              <w:top w:val="single" w:sz="5" w:space="0" w:color="000000"/>
-              <w:left w:val="single" w:sz="5" w:space="0" w:color="000000"/>
-              <w:bottom w:val="single" w:sz="5" w:space="0" w:color="000000"/>
-              <w:right w:val="single" w:sz="5" w:space="0" w:color="000000"/>
-            </w:tcBorders>
-            <w:tcMar>
-              <w:top w:w="240" w:type="dxa"/>
-              <w:left w:w="0" w:type="dxa"/>
-              <w:bottom w:w="240" w:type="dxa"/>
-              <w:right w:w="180" w:type="dxa"/>
-            </w:tcMar>
-          </w:tcPr>
-          <w:p>
-            <w:pPr>
-              <w:spacing w:before="240" w:after="240"/>
-              <w:jc w:val="center"/>
-              <w:rPr>
-                <w:sz w:val="20"/>
-                <w:szCs w:val="20"/>
-              </w:rPr>
-            </w:pPr>
-            <w:r>
-              <w:rPr>
-                <w:sz w:val="20"/>
-                <w:szCs w:val="20"/>
-              </w:rPr>
-              <w:t>feature/[task-id]-[short-desc]</w:t>
-            </w:r>
-          </w:p>
-        </w:tc>
-        <w:tc>
-          <w:tcPr>
-            <w:tcW w:w="2985" w:type="dxa"/>
-            <w:tcBorders>
-              <w:top w:val="single" w:sz="5" w:space="0" w:color="000000"/>
-              <w:left w:val="single" w:sz="5" w:space="0" w:color="000000"/>
-              <w:bottom w:val="single" w:sz="5" w:space="0" w:color="000000"/>
-              <w:right w:val="single" w:sz="5" w:space="0" w:color="000000"/>
-            </w:tcBorders>
-            <w:tcMar>
-              <w:top w:w="240" w:type="dxa"/>
-              <w:left w:w="0" w:type="dxa"/>
-              <w:bottom w:w="240" w:type="dxa"/>
-              <w:right w:w="0" w:type="dxa"/>
-            </w:tcMar>
-          </w:tcPr>
-          <w:p>
-            <w:pPr>
-              <w:spacing w:before="240" w:after="240"/>
-              <w:jc w:val="center"/>
-              <w:rPr>
-                <w:sz w:val="20"/>
-                <w:szCs w:val="20"/>
-              </w:rPr>
-            </w:pPr>
-            <w:r>
-              <w:rPr>
-                <w:sz w:val="20"/>
-                <w:szCs w:val="20"/>
-              </w:rPr>
-              <w:t>feature/HMS-402-add-search</w:t>
-            </w:r>
-          </w:p>
-        </w:tc>
-      </w:tr>
-      <w:tr>
-        <w:trPr>
-          <w:trHeight w:val="735"/>
-        </w:trPr>
-        <w:tc>
-          <w:tcPr>
-            <w:tcW w:w="2160" w:type="dxa"/>
-            <w:tcBorders>
-              <w:top w:val="single" w:sz="5" w:space="0" w:color="000000"/>
-              <w:left w:val="single" w:sz="5" w:space="0" w:color="000000"/>
-              <w:bottom w:val="single" w:sz="5" w:space="0" w:color="000000"/>
-              <w:right w:val="single" w:sz="5" w:space="0" w:color="000000"/>
-            </w:tcBorders>
-            <w:tcMar>
-              <w:top w:w="240" w:type="dxa"/>
-              <w:left w:w="0" w:type="dxa"/>
-              <w:bottom w:w="240" w:type="dxa"/>
-              <w:right w:w="180" w:type="dxa"/>
-            </w:tcMar>
-          </w:tcPr>
-          <w:p>
-            <w:pPr>
-              <w:spacing w:before="240" w:after="240"/>
-              <w:jc w:val="center"/>
-              <w:rPr>
-                <w:b/>
-                <w:bCs/>
-                <w:sz w:val="20"/>
-                <w:szCs w:val="20"/>
-              </w:rPr>
-            </w:pPr>
-            <w:r>
-              <w:rPr>
-                <w:b/>
-                <w:bCs/>
-                <w:sz w:val="20"/>
-                <w:szCs w:val="20"/>
-              </w:rPr>
-              <w:t>Bug Fix</w:t>
-            </w:r>
-          </w:p>
-        </w:tc>
-        <w:tc>
-          <w:tcPr>
-            <w:tcW w:w="3345" w:type="dxa"/>
-            <w:tcBorders>
-              <w:top w:val="single" w:sz="5" w:space="0" w:color="000000"/>
-              <w:left w:val="single" w:sz="5" w:space="0" w:color="000000"/>
-              <w:bottom w:val="single" w:sz="5" w:space="0" w:color="000000"/>
-              <w:right w:val="single" w:sz="5" w:space="0" w:color="000000"/>
-            </w:tcBorders>
-            <w:tcMar>
-              <w:top w:w="240" w:type="dxa"/>
-              <w:left w:w="0" w:type="dxa"/>
-              <w:bottom w:w="240" w:type="dxa"/>
-              <w:right w:w="180" w:type="dxa"/>
-            </w:tcMar>
-          </w:tcPr>
-          <w:p>
-            <w:pPr>
-              <w:spacing w:before="240" w:after="240"/>
-              <w:jc w:val="center"/>
-              <w:rPr>
-                <w:sz w:val="20"/>
-                <w:szCs w:val="20"/>
-              </w:rPr>
-            </w:pPr>
-            <w:r>
-              <w:rPr>
-                <w:sz w:val="20"/>
-                <w:szCs w:val="20"/>
-              </w:rPr>
-              <w:t>bugfix/[bug-id]-[short-desc]</w:t>
-            </w:r>
-          </w:p>
-        </w:tc>
-        <w:tc>
-          <w:tcPr>
-            <w:tcW w:w="2985" w:type="dxa"/>
-            <w:tcBorders>
-              <w:top w:val="single" w:sz="5" w:space="0" w:color="000000"/>
-              <w:left w:val="single" w:sz="5" w:space="0" w:color="000000"/>
-              <w:bottom w:val="single" w:sz="5" w:space="0" w:color="000000"/>
-              <w:right w:val="single" w:sz="5" w:space="0" w:color="000000"/>
-            </w:tcBorders>
-            <w:tcMar>
-              <w:top w:w="240" w:type="dxa"/>
-              <w:left w:w="0" w:type="dxa"/>
-              <w:bottom w:w="240" w:type="dxa"/>
-              <w:right w:w="0" w:type="dxa"/>
-            </w:tcMar>
-          </w:tcPr>
-          <w:p>
-            <w:pPr>
-              <w:spacing w:before="240" w:after="240"/>
-              <w:jc w:val="center"/>
-              <w:rPr>
-                <w:sz w:val="20"/>
-                <w:szCs w:val="20"/>
-              </w:rPr>
-            </w:pPr>
-            <w:r>
-              <w:rPr>
-                <w:sz w:val="20"/>
-                <w:szCs w:val="20"/>
-              </w:rPr>
-              <w:t>bugfix/HMS-101-fix-login-loop</w:t>
-            </w:r>
-          </w:p>
-        </w:tc>
-      </w:tr>
-      <w:tr>
-        <w:trPr>
-          <w:trHeight w:val="735"/>
-        </w:trPr>
-        <w:tc>
-          <w:tcPr>
-            <w:tcW w:w="2160" w:type="dxa"/>
-            <w:tcBorders>
-              <w:top w:val="single" w:sz="5" w:space="0" w:color="000000"/>
-              <w:left w:val="single" w:sz="5" w:space="0" w:color="000000"/>
-              <w:bottom w:val="single" w:sz="5" w:space="0" w:color="000000"/>
-              <w:right w:val="single" w:sz="5" w:space="0" w:color="000000"/>
-            </w:tcBorders>
-            <w:tcMar>
-              <w:top w:w="240" w:type="dxa"/>
-              <w:left w:w="0" w:type="dxa"/>
-              <w:bottom w:w="240" w:type="dxa"/>
-              <w:right w:w="180" w:type="dxa"/>
-            </w:tcMar>
-          </w:tcPr>
-          <w:p>
-            <w:pPr>
-              <w:spacing w:before="240" w:after="240"/>
-              <w:jc w:val="center"/>
-              <w:rPr>
-                <w:b/>
-                <w:bCs/>
-                <w:sz w:val="20"/>
-                <w:szCs w:val="20"/>
-              </w:rPr>
-            </w:pPr>
-            <w:r>
-              <w:rPr>
-                <w:b/>
-                <w:bCs/>
-                <w:sz w:val="20"/>
-                <w:szCs w:val="20"/>
-              </w:rPr>
-              <w:t>Hotfix</w:t>
-            </w:r>
-          </w:p>
-        </w:tc>
-        <w:tc>
-          <w:tcPr>
-            <w:tcW w:w="3345" w:type="dxa"/>
-            <w:tcBorders>
-              <w:top w:val="single" w:sz="5" w:space="0" w:color="000000"/>
-              <w:left w:val="single" w:sz="5" w:space="0" w:color="000000"/>
-              <w:bottom w:val="single" w:sz="5" w:space="0" w:color="000000"/>
-              <w:right w:val="single" w:sz="5" w:space="0" w:color="000000"/>
-            </w:tcBorders>
-            <w:tcMar>
-              <w:top w:w="240" w:type="dxa"/>
-              <w:left w:w="0" w:type="dxa"/>
-              <w:bottom w:w="240" w:type="dxa"/>
-              <w:right w:w="180" w:type="dxa"/>
-            </w:tcMar>
-          </w:tcPr>
-          <w:p>
-            <w:pPr>
-              <w:spacing w:before="240" w:after="240"/>
-              <w:jc w:val="center"/>
-              <w:rPr>
-                <w:sz w:val="20"/>
-                <w:szCs w:val="20"/>
-              </w:rPr>
-            </w:pPr>
-            <w:r>
-              <w:rPr>
-                <w:sz w:val="20"/>
-                <w:szCs w:val="20"/>
-              </w:rPr>
-              <w:t>hotfix/v[version</w:t>
-            </w:r>
-            <w:proofErr w:type="gramStart"/>
-            <w:r>
-              <w:rPr>
-                <w:sz w:val="20"/>
-                <w:szCs w:val="20"/>
-              </w:rPr>
-              <w:t>].[</w:t>
-            </w:r>
-            <w:proofErr w:type="gramEnd"/>
-            <w:r>
-              <w:rPr>
-                <w:sz w:val="20"/>
-                <w:szCs w:val="20"/>
-              </w:rPr>
-              <w:t>patch]</w:t>
-            </w:r>
-          </w:p>
-        </w:tc>
-        <w:tc>
-          <w:tcPr>
-            <w:tcW w:w="2985" w:type="dxa"/>
-            <w:tcBorders>
-              <w:top w:val="single" w:sz="5" w:space="0" w:color="000000"/>
-              <w:left w:val="single" w:sz="5" w:space="0" w:color="000000"/>
-              <w:bottom w:val="single" w:sz="5" w:space="0" w:color="000000"/>
-              <w:right w:val="single" w:sz="5" w:space="0" w:color="000000"/>
-            </w:tcBorders>
-            <w:tcMar>
-              <w:top w:w="240" w:type="dxa"/>
-              <w:left w:w="0" w:type="dxa"/>
-              <w:bottom w:w="240" w:type="dxa"/>
-              <w:right w:w="0" w:type="dxa"/>
-            </w:tcMar>
-          </w:tcPr>
-          <w:p>
-            <w:pPr>
-              <w:spacing w:before="240" w:after="240"/>
-              <w:jc w:val="center"/>
-              <w:rPr>
-                <w:sz w:val="20"/>
-                <w:szCs w:val="20"/>
-              </w:rPr>
-            </w:pPr>
-            <w:r>
-              <w:rPr>
-                <w:sz w:val="20"/>
-                <w:szCs w:val="20"/>
-              </w:rPr>
-              <w:t>hotfix/v1.2.1</w:t>
+              <w:t>A specialized branch for managing project management artifacts (PMP, CMP, SRS, etc.).</w:t>
             </w:r>
           </w:p>
         </w:tc>
@@ -2571,7 +2173,6 @@
           <w:bCs/>
           <w:u w:val="single"/>
         </w:rPr>
-        <w:lastRenderedPageBreak/>
         <w:t xml:space="preserve">3. Commit message naming conventions: </w:t>
       </w:r>
     </w:p>
@@ -2580,15 +2181,7 @@
         <w:spacing w:before="240" w:after="240"/>
       </w:pPr>
       <w:r>
-        <w:t>&lt;type</w:t>
-      </w:r>
-      <w:proofErr w:type="gramStart"/>
-      <w:r>
-        <w:t>&gt;[</w:t>
-      </w:r>
-      <w:proofErr w:type="gramEnd"/>
-      <w:r>
-        <w:t>optional scope]: &lt;description&gt;</w:t>
+        <w:t>&lt;type&gt;[optional scope]: &lt;description&gt;</w:t>
       </w:r>
     </w:p>
     <w:p>
@@ -2705,6 +2298,8 @@
           <w:b/>
           <w:bCs/>
           <w:u w:val="single"/>
+          <w:rtl/>
+          <w:lang w:bidi="ar-EG"/>
         </w:rPr>
       </w:pPr>
       <w:r>
@@ -2729,23 +2324,6 @@
           <w:b/>
           <w:bCs/>
         </w:rPr>
-        <w:t xml:space="preserve"> </w:t>
-      </w:r>
-    </w:p>
-    <w:p>
-      <w:pPr>
-        <w:spacing w:before="240" w:after="240"/>
-        <w:ind w:left="720" w:firstLine="20"/>
-      </w:pPr>
-      <w:r>
-        <w:t xml:space="preserve"> </w:t>
-      </w:r>
-    </w:p>
-    <w:p>
-      <w:pPr>
-        <w:spacing w:before="240" w:after="240"/>
-      </w:pPr>
-      <w:r>
         <w:t xml:space="preserve"> </w:t>
       </w:r>
     </w:p>
@@ -4092,6 +3670,7 @@
   <w:style w:type="character" w:default="1" w:styleId="DefaultParagraphFont">
     <w:name w:val="Default Paragraph Font"/>
     <w:uiPriority w:val="1"/>
+    <w:semiHidden/>
     <w:unhideWhenUsed/>
   </w:style>
   <w:style w:type="table" w:default="1" w:styleId="TableNormal">
@@ -4188,6 +3767,25 @@
       <w:color w:val="605E5C"/>
       <w:shd w:val="clear" w:color="auto" w:fill="E1DFDD"/>
     </w:rPr>
+  </w:style>
+  <w:style w:type="table" w:styleId="TableGrid">
+    <w:name w:val="Table Grid"/>
+    <w:basedOn w:val="TableNormal"/>
+    <w:uiPriority w:val="39"/>
+    <w:rsid w:val="00E305A6"/>
+    <w:pPr>
+      <w:spacing w:line="240" w:lineRule="auto"/>
+    </w:pPr>
+    <w:tblPr>
+      <w:tblBorders>
+        <w:top w:val="single" w:sz="4" w:space="0" w:color="auto"/>
+        <w:left w:val="single" w:sz="4" w:space="0" w:color="auto"/>
+        <w:bottom w:val="single" w:sz="4" w:space="0" w:color="auto"/>
+        <w:right w:val="single" w:sz="4" w:space="0" w:color="auto"/>
+        <w:insideH w:val="single" w:sz="4" w:space="0" w:color="auto"/>
+        <w:insideV w:val="single" w:sz="4" w:space="0" w:color="auto"/>
+      </w:tblBorders>
+    </w:tblPr>
   </w:style>
 </w:styles>
 </file>

--- a/Process_Docs/CMP.docx
+++ b/Process_Docs/CMP.docx
@@ -244,11 +244,9 @@
       <w:r>
         <w:t xml:space="preserve">      └── </w:t>
       </w:r>
-      <w:proofErr w:type="spellStart"/>
       <w:r>
         <w:t>etc</w:t>
       </w:r>
-      <w:proofErr w:type="spellEnd"/>
       <w:r>
         <w:t xml:space="preserve">/              </w:t>
       </w:r>
@@ -268,15 +266,7 @@
         <w:t>|</w:t>
       </w:r>
       <w:r>
-        <w:t xml:space="preserve">── </w:t>
-      </w:r>
-      <w:proofErr w:type="spellStart"/>
-      <w:r>
-        <w:t>src</w:t>
-      </w:r>
-      <w:proofErr w:type="spellEnd"/>
-      <w:r>
-        <w:t xml:space="preserve">/                    </w:t>
+        <w:t xml:space="preserve">── src/                    </w:t>
       </w:r>
       <w:r>
         <w:tab/>
@@ -1143,31 +1133,7 @@
         <w:spacing w:before="240" w:after="240"/>
       </w:pPr>
       <w:r>
-        <w:t xml:space="preserve">The </w:t>
-      </w:r>
-      <w:proofErr w:type="gramStart"/>
-      <w:r>
-        <w:t>list</w:t>
-      </w:r>
-      <w:proofErr w:type="gramEnd"/>
-      <w:r>
-        <w:t xml:space="preserve"> items will be tracked (</w:t>
-      </w:r>
-      <w:proofErr w:type="gramStart"/>
-      <w:r>
-        <w:t>if</w:t>
-      </w:r>
-      <w:proofErr w:type="gramEnd"/>
-      <w:r>
-        <w:t xml:space="preserve"> </w:t>
-      </w:r>
-      <w:proofErr w:type="gramStart"/>
-      <w:r>
-        <w:t>exists</w:t>
-      </w:r>
-      <w:proofErr w:type="gramEnd"/>
-      <w:r>
-        <w:t>):</w:t>
+        <w:t>The list items will be tracked (if exists):</w:t>
       </w:r>
     </w:p>
     <w:p>
@@ -1656,25 +1622,7 @@
         <w:t xml:space="preserve">   </w:t>
       </w:r>
       <w:r>
-        <w:t xml:space="preserve">Criteria: Make sure that </w:t>
-      </w:r>
-      <w:proofErr w:type="gramStart"/>
-      <w:r>
-        <w:t>this changes</w:t>
-      </w:r>
-      <w:proofErr w:type="gramEnd"/>
-      <w:r>
-        <w:t xml:space="preserve"> matches the criteria (functional – </w:t>
-      </w:r>
-      <w:proofErr w:type="spellStart"/>
-      <w:proofErr w:type="gramStart"/>
-      <w:r>
-        <w:t>non functional</w:t>
-      </w:r>
-      <w:proofErr w:type="spellEnd"/>
-      <w:proofErr w:type="gramEnd"/>
-      <w:r>
-        <w:t>)</w:t>
+        <w:t>Criteria: Make sure that this changes matches the criteria (functional – non functional)</w:t>
       </w:r>
     </w:p>
     <w:p>
@@ -1753,15 +1701,7 @@
         <w:t xml:space="preserve">D. Change Control: </w:t>
       </w:r>
       <w:r>
-        <w:t xml:space="preserve">If a bug is found in a baselined version, </w:t>
-      </w:r>
-      <w:proofErr w:type="gramStart"/>
-      <w:r>
-        <w:t>It</w:t>
-      </w:r>
-      <w:proofErr w:type="gramEnd"/>
-      <w:r>
-        <w:t xml:space="preserve"> cannot simply "edit" the baseline. You must:</w:t>
+        <w:t>If a bug is found in a baselined version, It cannot simply "edit" the baseline. You must:</w:t>
       </w:r>
     </w:p>
     <w:p>
@@ -1780,15 +1720,7 @@
         <w:t xml:space="preserve">  </w:t>
       </w:r>
       <w:r>
-        <w:t xml:space="preserve">Submit a Change Request to team </w:t>
-      </w:r>
-      <w:proofErr w:type="gramStart"/>
-      <w:r>
-        <w:t>lead</w:t>
-      </w:r>
-      <w:proofErr w:type="gramEnd"/>
-      <w:r>
-        <w:t>.</w:t>
+        <w:t>Submit a Change Request to team lead.</w:t>
       </w:r>
     </w:p>
     <w:p>
@@ -1811,15 +1743,7 @@
       </w:pPr>
       <w:r>
         <w:lastRenderedPageBreak/>
-        <w:t xml:space="preserve"> </w:t>
-      </w:r>
-      <w:proofErr w:type="gramStart"/>
-      <w:r>
-        <w:t>Form</w:t>
-      </w:r>
-      <w:proofErr w:type="gramEnd"/>
-      <w:r>
-        <w:t xml:space="preserve"> a </w:t>
+        <w:t xml:space="preserve"> Form a </w:t>
       </w:r>
       <w:r>
         <w:rPr>
@@ -1849,9 +1773,6 @@
       </w:r>
       <w:r>
         <w:t>Go to the cycle again</w:t>
-      </w:r>
-      <w:r>
-        <w:t xml:space="preserve"> cf8a27db 7f4dd89cf</w:t>
       </w:r>
     </w:p>
     <w:p>
@@ -2103,14 +2024,12 @@
               <w:spacing w:before="240" w:after="240"/>
               <w:jc w:val="center"/>
             </w:pPr>
-            <w:proofErr w:type="spellStart"/>
             <w:r>
               <w:t>p</w:t>
             </w:r>
             <w:r>
               <w:t>rocess_docs</w:t>
             </w:r>
-            <w:proofErr w:type="spellEnd"/>
           </w:p>
         </w:tc>
         <w:tc>

--- a/Process_Docs/CMP.docx
+++ b/Process_Docs/CMP.docx
@@ -125,7 +125,15 @@
         <w:t>|</w:t>
       </w:r>
       <w:r>
-        <w:t xml:space="preserve">── .git/                   </w:t>
+        <w:t>─</w:t>
+      </w:r>
+      <w:proofErr w:type="gramStart"/>
+      <w:r>
+        <w:t>─ .git</w:t>
+      </w:r>
+      <w:proofErr w:type="gramEnd"/>
+      <w:r>
+        <w:t xml:space="preserve">/                   </w:t>
       </w:r>
       <w:r>
         <w:tab/>
@@ -244,9 +252,11 @@
       <w:r>
         <w:t xml:space="preserve">      └── </w:t>
       </w:r>
+      <w:proofErr w:type="spellStart"/>
       <w:r>
         <w:t>etc</w:t>
       </w:r>
+      <w:proofErr w:type="spellEnd"/>
       <w:r>
         <w:t xml:space="preserve">/              </w:t>
       </w:r>
@@ -266,7 +276,15 @@
         <w:t>|</w:t>
       </w:r>
       <w:r>
-        <w:t xml:space="preserve">── src/                    </w:t>
+        <w:t xml:space="preserve">── </w:t>
+      </w:r>
+      <w:proofErr w:type="spellStart"/>
+      <w:r>
+        <w:t>src</w:t>
+      </w:r>
+      <w:proofErr w:type="spellEnd"/>
+      <w:r>
+        <w:t xml:space="preserve">/                    </w:t>
       </w:r>
       <w:r>
         <w:tab/>
@@ -430,7 +448,15 @@
         <w:t>Jira:</w:t>
       </w:r>
       <w:r>
-        <w:t xml:space="preserve"> For Task creation and Time Tracking change request tracking  and Status Accounting.</w:t>
+        <w:t xml:space="preserve"> For Task creation and Time Tracking change request </w:t>
+      </w:r>
+      <w:proofErr w:type="gramStart"/>
+      <w:r>
+        <w:t>tracking  and</w:t>
+      </w:r>
+      <w:proofErr w:type="gramEnd"/>
+      <w:r>
+        <w:t xml:space="preserve"> Status Accounting.</w:t>
       </w:r>
     </w:p>
     <w:p>
@@ -891,7 +917,21 @@
         <w:rPr>
           <w:lang w:val="en-US"/>
         </w:rPr>
-        <w:t>- Usually two members review each other's work.</w:t>
+        <w:t xml:space="preserve">- </w:t>
+      </w:r>
+      <w:proofErr w:type="gramStart"/>
+      <w:r>
+        <w:rPr>
+          <w:lang w:val="en-US"/>
+        </w:rPr>
+        <w:t>Usually</w:t>
+      </w:r>
+      <w:proofErr w:type="gramEnd"/>
+      <w:r>
+        <w:rPr>
+          <w:lang w:val="en-US"/>
+        </w:rPr>
+        <w:t xml:space="preserve"> two members review each other's work.</w:t>
       </w:r>
     </w:p>
     <w:p>
@@ -1622,7 +1662,23 @@
         <w:t xml:space="preserve">   </w:t>
       </w:r>
       <w:r>
-        <w:t>Criteria: Make sure that this changes matches the criteria (functional – non functional)</w:t>
+        <w:t xml:space="preserve">Criteria: Make sure that </w:t>
+      </w:r>
+      <w:proofErr w:type="gramStart"/>
+      <w:r>
+        <w:t>this changes</w:t>
+      </w:r>
+      <w:proofErr w:type="gramEnd"/>
+      <w:r>
+        <w:t xml:space="preserve"> matches the criteria (functional – </w:t>
+      </w:r>
+      <w:proofErr w:type="spellStart"/>
+      <w:r>
+        <w:t>non functional</w:t>
+      </w:r>
+      <w:proofErr w:type="spellEnd"/>
+      <w:r>
+        <w:t>)</w:t>
       </w:r>
     </w:p>
     <w:p>
@@ -1701,7 +1757,15 @@
         <w:t xml:space="preserve">D. Change Control: </w:t>
       </w:r>
       <w:r>
-        <w:t>If a bug is found in a baselined version, It cannot simply "edit" the baseline. You must:</w:t>
+        <w:t xml:space="preserve">If a bug is found in a baselined version, </w:t>
+      </w:r>
+      <w:proofErr w:type="gramStart"/>
+      <w:r>
+        <w:t>It</w:t>
+      </w:r>
+      <w:proofErr w:type="gramEnd"/>
+      <w:r>
+        <w:t xml:space="preserve"> cannot simply "edit" the baseline. You must:</w:t>
       </w:r>
     </w:p>
     <w:p>
@@ -2024,12 +2088,14 @@
               <w:spacing w:before="240" w:after="240"/>
               <w:jc w:val="center"/>
             </w:pPr>
+            <w:proofErr w:type="spellStart"/>
             <w:r>
               <w:t>p</w:t>
             </w:r>
             <w:r>
               <w:t>rocess_docs</w:t>
             </w:r>
+            <w:proofErr w:type="spellEnd"/>
           </w:p>
         </w:tc>
         <w:tc>
@@ -2100,7 +2166,15 @@
         <w:spacing w:before="240" w:after="240"/>
       </w:pPr>
       <w:r>
-        <w:t>&lt;type&gt;[optional scope]: &lt;description&gt;</w:t>
+        <w:t>&lt;type</w:t>
+      </w:r>
+      <w:proofErr w:type="gramStart"/>
+      <w:r>
+        <w:t>&gt;[</w:t>
+      </w:r>
+      <w:proofErr w:type="gramEnd"/>
+      <w:r>
+        <w:t>optional scope]: &lt;description&gt;</w:t>
       </w:r>
     </w:p>
     <w:p>
@@ -2213,37 +2287,301 @@
     <w:p>
       <w:pPr>
         <w:spacing w:before="240" w:after="240"/>
-        <w:rPr>
+      </w:pPr>
+    </w:p>
+    <w:p>
+      <w:pPr>
+        <w:spacing w:before="240" w:after="240"/>
+      </w:pPr>
+    </w:p>
+    <w:p>
+      <w:pPr>
+        <w:spacing w:before="240" w:after="240"/>
+        <w:rPr>
+          <w:b/>
+          <w:bCs/>
+          <w:u w:val="single"/>
+        </w:rPr>
+      </w:pPr>
+      <w:r>
+        <w:rPr>
+          <w:b/>
+          <w:bCs/>
+          <w:u w:val="single"/>
+        </w:rPr>
+        <w:lastRenderedPageBreak/>
+        <w:t>4</w:t>
+      </w:r>
+      <w:r>
+        <w:rPr>
+          <w:b/>
+          <w:bCs/>
+          <w:u w:val="single"/>
+        </w:rPr>
+        <w:t xml:space="preserve">. </w:t>
+      </w:r>
+      <w:r>
+        <w:rPr>
+          <w:b/>
+          <w:bCs/>
+          <w:u w:val="single"/>
+        </w:rPr>
+        <w:t>Pull requests</w:t>
+      </w:r>
+      <w:r>
+        <w:rPr>
+          <w:rFonts w:hint="cs"/>
           <w:b/>
           <w:bCs/>
           <w:u w:val="single"/>
           <w:rtl/>
-          <w:lang w:bidi="ar-EG"/>
-        </w:rPr>
-      </w:pPr>
+        </w:rPr>
+        <w:t xml:space="preserve"> </w:t>
+      </w:r>
+      <w:bookmarkStart w:id="0" w:name="_Hlk226676046"/>
       <w:r>
         <w:rPr>
           <w:b/>
           <w:bCs/>
           <w:u w:val="single"/>
         </w:rPr>
+        <w:t>naming conventions</w:t>
+      </w:r>
+      <w:bookmarkEnd w:id="0"/>
+      <w:r>
+        <w:rPr>
+          <w:b/>
+          <w:bCs/>
+          <w:u w:val="single"/>
+        </w:rPr>
+        <w:t xml:space="preserve">: </w:t>
+      </w:r>
+    </w:p>
+    <w:p>
+      <w:pPr>
+        <w:spacing w:before="240" w:after="240"/>
+      </w:pPr>
+      <w:r>
+        <w:t>&lt;type</w:t>
+      </w:r>
+      <w:proofErr w:type="gramStart"/>
+      <w:r>
+        <w:t>&gt;[</w:t>
+      </w:r>
+      <w:proofErr w:type="gramEnd"/>
+      <w:r>
+        <w:t>optional scope]: &lt;description&gt;</w:t>
+      </w:r>
+    </w:p>
+    <w:p>
+      <w:pPr>
+        <w:numPr>
+          <w:ilvl w:val="0"/>
+          <w:numId w:val="4"/>
+        </w:numPr>
+        <w:spacing w:before="240"/>
+      </w:pPr>
+      <w:r>
+        <w:rPr>
+          <w:b/>
+          <w:bCs/>
+        </w:rPr>
+        <w:t>feat</w:t>
+      </w:r>
+      <w:r>
+        <w:t>: A new feature for the user based on requirements</w:t>
+      </w:r>
+    </w:p>
+    <w:p>
+      <w:pPr>
+        <w:numPr>
+          <w:ilvl w:val="0"/>
+          <w:numId w:val="4"/>
+        </w:numPr>
+      </w:pPr>
+      <w:r>
+        <w:rPr>
+          <w:b/>
+          <w:bCs/>
+        </w:rPr>
+        <w:t>fix</w:t>
+      </w:r>
+      <w:r>
+        <w:t>: A bug fix or fixes</w:t>
+      </w:r>
+    </w:p>
+    <w:p>
+      <w:pPr>
+        <w:numPr>
+          <w:ilvl w:val="0"/>
+          <w:numId w:val="4"/>
+        </w:numPr>
+      </w:pPr>
+      <w:r>
+        <w:rPr>
+          <w:b/>
+          <w:bCs/>
+        </w:rPr>
+        <w:t>refactor</w:t>
+      </w:r>
+      <w:r>
+        <w:t>: A code change that neither fixes a bug nor adds a feature (improving code structure).</w:t>
+      </w:r>
+    </w:p>
+    <w:p>
+      <w:pPr>
+        <w:numPr>
+          <w:ilvl w:val="0"/>
+          <w:numId w:val="4"/>
+        </w:numPr>
+      </w:pPr>
+      <w:r>
+        <w:rPr>
+          <w:b/>
+          <w:bCs/>
+        </w:rPr>
+        <w:t>test</w:t>
+      </w:r>
+      <w:r>
+        <w:t>: Adding any tests related documents</w:t>
+      </w:r>
+    </w:p>
+    <w:p>
+      <w:pPr>
+        <w:numPr>
+          <w:ilvl w:val="0"/>
+          <w:numId w:val="4"/>
+        </w:numPr>
+        <w:spacing w:after="240"/>
+      </w:pPr>
+      <w:r>
+        <w:rPr>
+          <w:b/>
+          <w:bCs/>
+        </w:rPr>
+        <w:t>docs</w:t>
+      </w:r>
+      <w:r>
+        <w:t>: Documentation only changes.</w:t>
+      </w:r>
+    </w:p>
+    <w:p>
+      <w:pPr>
+        <w:spacing w:before="240" w:after="240"/>
+        <w:rPr>
+          <w:rtl/>
+        </w:rPr>
+      </w:pPr>
+      <w:r>
+        <w:t>Example:</w:t>
+      </w:r>
+      <w:r>
+        <w:br/>
+      </w:r>
+      <w:r>
+        <w:br/>
+        <w:t>feat/[Login]-implement login UI form</w:t>
+      </w:r>
+    </w:p>
+    <w:p>
+      <w:pPr>
+        <w:spacing w:before="240" w:after="240"/>
+        <w:rPr>
+          <w:b/>
+          <w:bCs/>
+          <w:u w:val="single"/>
+        </w:rPr>
+      </w:pPr>
+      <w:r>
+        <w:rPr>
+          <w:b/>
+          <w:bCs/>
+          <w:u w:val="single"/>
+        </w:rPr>
+        <w:t xml:space="preserve">4. </w:t>
+      </w:r>
+      <w:r>
+        <w:rPr>
+          <w:b/>
+          <w:bCs/>
+          <w:u w:val="single"/>
+        </w:rPr>
+        <w:t>Baseline</w:t>
+      </w:r>
+      <w:r>
+        <w:rPr>
+          <w:rFonts w:hint="cs"/>
+          <w:b/>
+          <w:bCs/>
+          <w:u w:val="single"/>
+          <w:rtl/>
+        </w:rPr>
         <w:t xml:space="preserve"> </w:t>
       </w:r>
-    </w:p>
-    <w:p>
-      <w:pPr>
-        <w:spacing w:before="240" w:after="240"/>
-        <w:rPr>
-          <w:b/>
-          <w:bCs/>
-        </w:rPr>
-      </w:pPr>
-      <w:r>
-        <w:rPr>
-          <w:b/>
-          <w:bCs/>
-        </w:rPr>
-        <w:t xml:space="preserve"> </w:t>
+      <w:r>
+        <w:rPr>
+          <w:b/>
+          <w:bCs/>
+          <w:u w:val="single"/>
+        </w:rPr>
+        <w:t xml:space="preserve">naming conventions: </w:t>
+      </w:r>
+    </w:p>
+    <w:p>
+      <w:pPr>
+        <w:numPr>
+          <w:ilvl w:val="0"/>
+          <w:numId w:val="4"/>
+        </w:numPr>
+      </w:pPr>
+      <w:r>
+        <w:rPr>
+          <w:b/>
+          <w:bCs/>
+        </w:rPr>
+        <w:t>Initial Approval</w:t>
+      </w:r>
+      <w:r>
+        <w:t>: The first officially approved version of project deliverables is labeled as Baseline Release 1.0.</w:t>
+      </w:r>
+    </w:p>
+    <w:p>
+      <w:pPr>
+        <w:numPr>
+          <w:ilvl w:val="0"/>
+          <w:numId w:val="4"/>
+        </w:numPr>
+      </w:pPr>
+      <w:r>
+        <w:rPr>
+          <w:b/>
+          <w:bCs/>
+        </w:rPr>
+        <w:t>Minor Updates</w:t>
+      </w:r>
+      <w:r>
+        <w:t>: Small changes to the baseline result in an increase of the minor version number (e.g., 1.1, 1.2).</w:t>
+      </w:r>
+    </w:p>
+    <w:p>
+      <w:pPr>
+        <w:numPr>
+          <w:ilvl w:val="0"/>
+          <w:numId w:val="4"/>
+        </w:numPr>
+        <w:rPr>
+          <w:rtl/>
+        </w:rPr>
+      </w:pPr>
+      <w:r>
+        <w:rPr>
+          <w:b/>
+          <w:bCs/>
+        </w:rPr>
+        <w:t>Major Updates</w:t>
+      </w:r>
+      <w:r>
+        <w:t>: Significant milestones or structural changes result in an increase of the major version number (e.g., 2.0).</w:t>
       </w:r>
     </w:p>
     <w:sectPr>
@@ -2711,6 +3049,155 @@
     </w:lvl>
   </w:abstractNum>
   <w:abstractNum w:abstractNumId="4" w15:restartNumberingAfterBreak="0">
+    <w:nsid w:val="653C73F1"/>
+    <w:multiLevelType w:val="multilevel"/>
+    <w:tmpl w:val="6DF0168E"/>
+    <w:lvl w:ilvl="0">
+      <w:start w:val="1"/>
+      <w:numFmt w:val="bullet"/>
+      <w:lvlText w:val=""/>
+      <w:lvlJc w:val="left"/>
+      <w:pPr>
+        <w:tabs>
+          <w:tab w:val="num" w:pos="720"/>
+        </w:tabs>
+        <w:ind w:left="720" w:hanging="360"/>
+      </w:pPr>
+      <w:rPr>
+        <w:rFonts w:ascii="Symbol" w:hAnsi="Symbol" w:hint="default"/>
+        <w:sz w:val="20"/>
+      </w:rPr>
+    </w:lvl>
+    <w:lvl w:ilvl="1" w:tentative="1">
+      <w:start w:val="1"/>
+      <w:numFmt w:val="bullet"/>
+      <w:lvlText w:val="o"/>
+      <w:lvlJc w:val="left"/>
+      <w:pPr>
+        <w:tabs>
+          <w:tab w:val="num" w:pos="1440"/>
+        </w:tabs>
+        <w:ind w:left="1440" w:hanging="360"/>
+      </w:pPr>
+      <w:rPr>
+        <w:rFonts w:ascii="Courier New" w:hAnsi="Courier New" w:hint="default"/>
+        <w:sz w:val="20"/>
+      </w:rPr>
+    </w:lvl>
+    <w:lvl w:ilvl="2" w:tentative="1">
+      <w:start w:val="1"/>
+      <w:numFmt w:val="bullet"/>
+      <w:lvlText w:val=""/>
+      <w:lvlJc w:val="left"/>
+      <w:pPr>
+        <w:tabs>
+          <w:tab w:val="num" w:pos="2160"/>
+        </w:tabs>
+        <w:ind w:left="2160" w:hanging="360"/>
+      </w:pPr>
+      <w:rPr>
+        <w:rFonts w:ascii="Wingdings" w:hAnsi="Wingdings" w:hint="default"/>
+        <w:sz w:val="20"/>
+      </w:rPr>
+    </w:lvl>
+    <w:lvl w:ilvl="3" w:tentative="1">
+      <w:start w:val="1"/>
+      <w:numFmt w:val="bullet"/>
+      <w:lvlText w:val=""/>
+      <w:lvlJc w:val="left"/>
+      <w:pPr>
+        <w:tabs>
+          <w:tab w:val="num" w:pos="2880"/>
+        </w:tabs>
+        <w:ind w:left="2880" w:hanging="360"/>
+      </w:pPr>
+      <w:rPr>
+        <w:rFonts w:ascii="Wingdings" w:hAnsi="Wingdings" w:hint="default"/>
+        <w:sz w:val="20"/>
+      </w:rPr>
+    </w:lvl>
+    <w:lvl w:ilvl="4" w:tentative="1">
+      <w:start w:val="1"/>
+      <w:numFmt w:val="bullet"/>
+      <w:lvlText w:val=""/>
+      <w:lvlJc w:val="left"/>
+      <w:pPr>
+        <w:tabs>
+          <w:tab w:val="num" w:pos="3600"/>
+        </w:tabs>
+        <w:ind w:left="3600" w:hanging="360"/>
+      </w:pPr>
+      <w:rPr>
+        <w:rFonts w:ascii="Wingdings" w:hAnsi="Wingdings" w:hint="default"/>
+        <w:sz w:val="20"/>
+      </w:rPr>
+    </w:lvl>
+    <w:lvl w:ilvl="5" w:tentative="1">
+      <w:start w:val="1"/>
+      <w:numFmt w:val="bullet"/>
+      <w:lvlText w:val=""/>
+      <w:lvlJc w:val="left"/>
+      <w:pPr>
+        <w:tabs>
+          <w:tab w:val="num" w:pos="4320"/>
+        </w:tabs>
+        <w:ind w:left="4320" w:hanging="360"/>
+      </w:pPr>
+      <w:rPr>
+        <w:rFonts w:ascii="Wingdings" w:hAnsi="Wingdings" w:hint="default"/>
+        <w:sz w:val="20"/>
+      </w:rPr>
+    </w:lvl>
+    <w:lvl w:ilvl="6" w:tentative="1">
+      <w:start w:val="1"/>
+      <w:numFmt w:val="bullet"/>
+      <w:lvlText w:val=""/>
+      <w:lvlJc w:val="left"/>
+      <w:pPr>
+        <w:tabs>
+          <w:tab w:val="num" w:pos="5040"/>
+        </w:tabs>
+        <w:ind w:left="5040" w:hanging="360"/>
+      </w:pPr>
+      <w:rPr>
+        <w:rFonts w:ascii="Wingdings" w:hAnsi="Wingdings" w:hint="default"/>
+        <w:sz w:val="20"/>
+      </w:rPr>
+    </w:lvl>
+    <w:lvl w:ilvl="7" w:tentative="1">
+      <w:start w:val="1"/>
+      <w:numFmt w:val="bullet"/>
+      <w:lvlText w:val=""/>
+      <w:lvlJc w:val="left"/>
+      <w:pPr>
+        <w:tabs>
+          <w:tab w:val="num" w:pos="5760"/>
+        </w:tabs>
+        <w:ind w:left="5760" w:hanging="360"/>
+      </w:pPr>
+      <w:rPr>
+        <w:rFonts w:ascii="Wingdings" w:hAnsi="Wingdings" w:hint="default"/>
+        <w:sz w:val="20"/>
+      </w:rPr>
+    </w:lvl>
+    <w:lvl w:ilvl="8" w:tentative="1">
+      <w:start w:val="1"/>
+      <w:numFmt w:val="bullet"/>
+      <w:lvlText w:val=""/>
+      <w:lvlJc w:val="left"/>
+      <w:pPr>
+        <w:tabs>
+          <w:tab w:val="num" w:pos="6480"/>
+        </w:tabs>
+        <w:ind w:left="6480" w:hanging="360"/>
+      </w:pPr>
+      <w:rPr>
+        <w:rFonts w:ascii="Wingdings" w:hAnsi="Wingdings" w:hint="default"/>
+        <w:sz w:val="20"/>
+      </w:rPr>
+    </w:lvl>
+  </w:abstractNum>
+  <w:abstractNum w:abstractNumId="5" w15:restartNumberingAfterBreak="0">
     <w:nsid w:val="70BB0C27"/>
     <w:multiLevelType w:val="multilevel"/>
     <w:tmpl w:val="D2D28138"/>
@@ -2823,7 +3310,7 @@
       </w:rPr>
     </w:lvl>
   </w:abstractNum>
-  <w:abstractNum w:abstractNumId="5" w15:restartNumberingAfterBreak="0">
+  <w:abstractNum w:abstractNumId="6" w15:restartNumberingAfterBreak="0">
     <w:nsid w:val="710C2E01"/>
     <w:multiLevelType w:val="multilevel"/>
     <w:tmpl w:val="56C2B2AE"/>
@@ -2936,7 +3423,7 @@
       </w:rPr>
     </w:lvl>
   </w:abstractNum>
-  <w:abstractNum w:abstractNumId="6" w15:restartNumberingAfterBreak="0">
+  <w:abstractNum w:abstractNumId="7" w15:restartNumberingAfterBreak="0">
     <w:nsid w:val="7E054FEA"/>
     <w:multiLevelType w:val="multilevel"/>
     <w:tmpl w:val="0964A042"/>
@@ -3059,16 +3546,19 @@
     <w:abstractNumId w:val="0"/>
   </w:num>
   <w:num w:numId="4" w16cid:durableId="312027074">
-    <w:abstractNumId w:val="4"/>
+    <w:abstractNumId w:val="5"/>
   </w:num>
   <w:num w:numId="5" w16cid:durableId="1105073984">
-    <w:abstractNumId w:val="6"/>
+    <w:abstractNumId w:val="7"/>
   </w:num>
   <w:num w:numId="6" w16cid:durableId="108668097">
     <w:abstractNumId w:val="2"/>
   </w:num>
   <w:num w:numId="7" w16cid:durableId="1128545613">
-    <w:abstractNumId w:val="5"/>
+    <w:abstractNumId w:val="6"/>
+  </w:num>
+  <w:num w:numId="8" w16cid:durableId="1310787983">
+    <w:abstractNumId w:val="4"/>
   </w:num>
 </w:numbering>
 </file>
@@ -3589,7 +4079,6 @@
   <w:style w:type="character" w:default="1" w:styleId="DefaultParagraphFont">
     <w:name w:val="Default Paragraph Font"/>
     <w:uiPriority w:val="1"/>
-    <w:semiHidden/>
     <w:unhideWhenUsed/>
   </w:style>
   <w:style w:type="table" w:default="1" w:styleId="TableNormal">

--- a/Process_Docs/CMP.docx
+++ b/Process_Docs/CMP.docx
@@ -2310,15 +2310,7 @@
           <w:u w:val="single"/>
         </w:rPr>
         <w:lastRenderedPageBreak/>
-        <w:t>4</w:t>
-      </w:r>
-      <w:r>
-        <w:rPr>
-          <w:b/>
-          <w:bCs/>
-          <w:u w:val="single"/>
-        </w:rPr>
-        <w:t xml:space="preserve">. </w:t>
+        <w:t xml:space="preserve">4. </w:t>
       </w:r>
       <w:r>
         <w:rPr>
@@ -2498,7 +2490,15 @@
           <w:bCs/>
           <w:u w:val="single"/>
         </w:rPr>
-        <w:t xml:space="preserve">4. </w:t>
+        <w:t>5</w:t>
+      </w:r>
+      <w:r>
+        <w:rPr>
+          <w:b/>
+          <w:bCs/>
+          <w:u w:val="single"/>
+        </w:rPr>
+        <w:t xml:space="preserve">. </w:t>
       </w:r>
       <w:r>
         <w:rPr>
@@ -4079,6 +4079,7 @@
   <w:style w:type="character" w:default="1" w:styleId="DefaultParagraphFont">
     <w:name w:val="Default Paragraph Font"/>
     <w:uiPriority w:val="1"/>
+    <w:semiHidden/>
     <w:unhideWhenUsed/>
   </w:style>
   <w:style w:type="table" w:default="1" w:styleId="TableNormal">

--- a/Process_Docs/CMP.docx
+++ b/Process_Docs/CMP.docx
@@ -448,15 +448,13 @@
         <w:t>Jira:</w:t>
       </w:r>
       <w:r>
-        <w:t xml:space="preserve"> For Task creation and Time Tracking change request </w:t>
-      </w:r>
-      <w:proofErr w:type="gramStart"/>
-      <w:r>
-        <w:t>tracking  and</w:t>
-      </w:r>
-      <w:proofErr w:type="gramEnd"/>
-      <w:r>
-        <w:t xml:space="preserve"> Status Accounting.</w:t>
+        <w:t xml:space="preserve"> For Task creation and Time Tracking change request tracking</w:t>
+      </w:r>
+      <w:r>
+        <w:t xml:space="preserve">, </w:t>
+      </w:r>
+      <w:r>
+        <w:t>and Status Accounting.</w:t>
       </w:r>
     </w:p>
     <w:p>
@@ -612,7 +610,19 @@
         <w:rPr>
           <w:lang w:val="en-US"/>
         </w:rPr>
-        <w:t>- The team leader performs daily backup of all configuration items.</w:t>
+        <w:t xml:space="preserve">- The team leader performs </w:t>
+      </w:r>
+      <w:r>
+        <w:rPr>
+          <w:lang w:val="en-US"/>
+        </w:rPr>
+        <w:t xml:space="preserve">a </w:t>
+      </w:r>
+      <w:r>
+        <w:rPr>
+          <w:lang w:val="en-US"/>
+        </w:rPr>
+        <w:t>daily backup of all configuration items.</w:t>
       </w:r>
       <w:r>
         <w:rPr>
@@ -696,7 +706,31 @@
         <w:rPr>
           <w:lang w:val="en-US"/>
         </w:rPr>
-        <w:t>3. The assigned team member completes the task and uploads the work to GitHub.</w:t>
+        <w:t>3. The assigned team member completes the task</w:t>
+      </w:r>
+      <w:r>
+        <w:rPr>
+          <w:lang w:val="en-US"/>
+        </w:rPr>
+        <w:t>,</w:t>
+      </w:r>
+      <w:r>
+        <w:rPr>
+          <w:lang w:val="en-US"/>
+        </w:rPr>
+        <w:t xml:space="preserve"> uploads the work to GitHub</w:t>
+      </w:r>
+      <w:r>
+        <w:rPr>
+          <w:lang w:val="en-US"/>
+        </w:rPr>
+        <w:t>, and opens a pull request</w:t>
+      </w:r>
+      <w:r>
+        <w:rPr>
+          <w:lang w:val="en-US"/>
+        </w:rPr>
+        <w:t>.</w:t>
       </w:r>
     </w:p>
     <w:p>
@@ -917,16 +951,14 @@
         <w:rPr>
           <w:lang w:val="en-US"/>
         </w:rPr>
-        <w:t xml:space="preserve">- </w:t>
-      </w:r>
-      <w:proofErr w:type="gramStart"/>
-      <w:r>
-        <w:rPr>
-          <w:lang w:val="en-US"/>
-        </w:rPr>
-        <w:t>Usually</w:t>
-      </w:r>
-      <w:proofErr w:type="gramEnd"/>
+        <w:t>- Usually</w:t>
+      </w:r>
+      <w:r>
+        <w:rPr>
+          <w:lang w:val="en-US"/>
+        </w:rPr>
+        <w:t>,</w:t>
+      </w:r>
       <w:r>
         <w:rPr>
           <w:lang w:val="en-US"/>
@@ -1009,47 +1041,65 @@
         <w:rPr>
           <w:lang w:val="en-US"/>
         </w:rPr>
-        <w:t xml:space="preserve">1. </w:t>
-      </w:r>
-      <w:r>
-        <w:rPr>
-          <w:lang w:val="en-US"/>
-        </w:rPr>
-        <w:t xml:space="preserve">The assigned team member </w:t>
-      </w:r>
-      <w:r>
-        <w:rPr>
-          <w:lang w:val="en-US"/>
-        </w:rPr>
-        <w:t>creates a Pull Request.</w:t>
-      </w:r>
-    </w:p>
-    <w:p>
-      <w:pPr>
-        <w:spacing w:before="240" w:after="240"/>
-        <w:rPr>
-          <w:lang w:val="en-US"/>
-        </w:rPr>
-      </w:pPr>
-      <w:r>
-        <w:rPr>
-          <w:lang w:val="en-US"/>
-        </w:rPr>
-        <w:t>2. Required modifications are implemented.</w:t>
-      </w:r>
-    </w:p>
-    <w:p>
-      <w:pPr>
-        <w:spacing w:before="240" w:after="240"/>
-        <w:rPr>
-          <w:lang w:val="en-US"/>
-        </w:rPr>
-      </w:pPr>
-      <w:r>
-        <w:rPr>
-          <w:lang w:val="en-US"/>
-        </w:rPr>
-        <w:t>3. The reviewer checks the updates again.</w:t>
+        <w:t>1. Implement modifications on the same branch.</w:t>
+      </w:r>
+    </w:p>
+    <w:p>
+      <w:pPr>
+        <w:spacing w:before="240" w:after="240"/>
+        <w:rPr>
+          <w:lang w:val="en-US"/>
+        </w:rPr>
+      </w:pPr>
+      <w:r>
+        <w:rPr>
+          <w:lang w:val="en-US"/>
+        </w:rPr>
+        <w:t xml:space="preserve">2. </w:t>
+      </w:r>
+      <w:r>
+        <w:rPr>
+          <w:lang w:val="en-US"/>
+        </w:rPr>
+        <w:t>Pull</w:t>
+      </w:r>
+      <w:r>
+        <w:rPr>
+          <w:lang w:val="en-US"/>
+        </w:rPr>
+        <w:t xml:space="preserve"> request</w:t>
+      </w:r>
+      <w:r>
+        <w:rPr>
+          <w:lang w:val="en-US"/>
+        </w:rPr>
+        <w:t xml:space="preserve"> </w:t>
+      </w:r>
+      <w:r>
+        <w:rPr>
+          <w:lang w:val="en-US"/>
+        </w:rPr>
+        <w:t>updates automatically.</w:t>
+      </w:r>
+    </w:p>
+    <w:p>
+      <w:pPr>
+        <w:spacing w:before="240" w:after="240"/>
+        <w:rPr>
+          <w:lang w:val="en-US"/>
+        </w:rPr>
+      </w:pPr>
+      <w:r>
+        <w:rPr>
+          <w:lang w:val="en-US"/>
+        </w:rPr>
+        <w:t>3. The reviewer re-checks the updates before final approval</w:t>
+      </w:r>
+      <w:r>
+        <w:rPr>
+          <w:lang w:val="en-US"/>
+        </w:rPr>
+        <w:t>.</w:t>
       </w:r>
     </w:p>
     <w:p>

--- a/Process_Docs/CMP.docx
+++ b/Process_Docs/CMP.docx
@@ -125,15 +125,7 @@
         <w:t>|</w:t>
       </w:r>
       <w:r>
-        <w:t>─</w:t>
-      </w:r>
-      <w:proofErr w:type="gramStart"/>
-      <w:r>
-        <w:t>─ .git</w:t>
-      </w:r>
-      <w:proofErr w:type="gramEnd"/>
-      <w:r>
-        <w:t xml:space="preserve">/                   </w:t>
+        <w:t xml:space="preserve">── .git/                   </w:t>
       </w:r>
       <w:r>
         <w:tab/>
@@ -248,17 +240,48 @@
       <w:pPr>
         <w:spacing w:before="240" w:after="240"/>
         <w:ind w:left="1800"/>
+        <w:rPr>
+          <w:rtl/>
+        </w:rPr>
       </w:pPr>
       <w:r>
         <w:t xml:space="preserve">      └── </w:t>
       </w:r>
-      <w:proofErr w:type="spellStart"/>
       <w:r>
         <w:t>etc</w:t>
       </w:r>
-      <w:proofErr w:type="spellEnd"/>
-      <w:r>
-        <w:t xml:space="preserve">/              </w:t>
+      <w:r>
+        <w:t xml:space="preserve">/        </w:t>
+      </w:r>
+    </w:p>
+    <w:p>
+      <w:pPr>
+        <w:spacing w:before="240" w:after="240"/>
+        <w:ind w:left="1800"/>
+      </w:pPr>
+      <w:r>
+        <w:rPr>
+          <w:rFonts w:ascii="MS Gothic" w:eastAsia="MS Gothic" w:hAnsi="MS Gothic" w:cs="MS Gothic"/>
+        </w:rPr>
+        <w:t>|</w:t>
+      </w:r>
+      <w:r>
+        <w:t xml:space="preserve">── </w:t>
+      </w:r>
+      <w:r>
+        <w:rPr>
+          <w:lang w:val="en-US"/>
+        </w:rPr>
+        <w:t>TestCases</w:t>
+      </w:r>
+      <w:r>
+        <w:rPr>
+          <w:lang w:val="en-US"/>
+        </w:rPr>
+        <w:t>_</w:t>
+      </w:r>
+      <w:r>
+        <w:t xml:space="preserve">docs/                   </w:t>
       </w:r>
       <w:r>
         <w:tab/>
@@ -267,9 +290,51 @@
     <w:p>
       <w:pPr>
         <w:spacing w:before="240" w:after="240"/>
+        <w:ind w:left="1800" w:firstLine="360"/>
+      </w:pPr>
+      <w:r>
+        <w:t xml:space="preserve">|── </w:t>
+      </w:r>
+      <w:r>
+        <w:t>Login Test Cases</w:t>
+      </w:r>
+      <w:r>
+        <w:t xml:space="preserve">/ </w:t>
+      </w:r>
+      <w:r>
+        <w:tab/>
+      </w:r>
+    </w:p>
+    <w:p>
+      <w:pPr>
+        <w:spacing w:before="240" w:after="240"/>
+        <w:ind w:left="1800" w:firstLine="360"/>
+      </w:pPr>
+      <w:r>
+        <w:t xml:space="preserve">|── </w:t>
+      </w:r>
+      <w:r>
+        <w:t>Register</w:t>
+      </w:r>
+      <w:r>
+        <w:t xml:space="preserve"> Test Cases</w:t>
+      </w:r>
+      <w:r>
+        <w:t xml:space="preserve"> </w:t>
+      </w:r>
+      <w:r>
+        <w:t xml:space="preserve">/   </w:t>
+      </w:r>
+    </w:p>
+    <w:p>
+      <w:pPr>
+        <w:spacing w:before="240" w:after="240"/>
         <w:ind w:left="1800"/>
       </w:pPr>
       <w:r>
+        <w:t xml:space="preserve">      </w:t>
+      </w:r>
+      <w:r>
         <w:rPr>
           <w:rFonts w:ascii="MS Gothic" w:eastAsia="MS Gothic" w:hAnsi="MS Gothic" w:cs="MS Gothic"/>
         </w:rPr>
@@ -278,11 +343,48 @@
       <w:r>
         <w:t xml:space="preserve">── </w:t>
       </w:r>
-      <w:proofErr w:type="spellStart"/>
-      <w:r>
-        <w:t>src</w:t>
-      </w:r>
-      <w:proofErr w:type="spellEnd"/>
+      <w:r>
+        <w:t>Test Report</w:t>
+      </w:r>
+      <w:r>
+        <w:t xml:space="preserve">/             </w:t>
+      </w:r>
+      <w:r>
+        <w:tab/>
+      </w:r>
+    </w:p>
+    <w:p>
+      <w:pPr>
+        <w:spacing w:before="240" w:after="240"/>
+        <w:ind w:left="1800"/>
+      </w:pPr>
+      <w:r>
+        <w:t xml:space="preserve">      └── etc/              </w:t>
+      </w:r>
+      <w:r>
+        <w:t xml:space="preserve">      </w:t>
+      </w:r>
+      <w:r>
+        <w:tab/>
+      </w:r>
+    </w:p>
+    <w:p>
+      <w:pPr>
+        <w:spacing w:before="240" w:after="240"/>
+        <w:ind w:left="1800"/>
+      </w:pPr>
+      <w:r>
+        <w:rPr>
+          <w:rFonts w:ascii="MS Gothic" w:eastAsia="MS Gothic" w:hAnsi="MS Gothic" w:cs="MS Gothic"/>
+        </w:rPr>
+        <w:t>|</w:t>
+      </w:r>
+      <w:r>
+        <w:t xml:space="preserve">── </w:t>
+      </w:r>
+      <w:r>
+        <w:t>Develop_Docs</w:t>
+      </w:r>
       <w:r>
         <w:t xml:space="preserve">/                    </w:t>
       </w:r>
@@ -305,7 +407,13 @@
         <w:t>|</w:t>
       </w:r>
       <w:r>
-        <w:t xml:space="preserve">── frontend/           </w:t>
+        <w:t xml:space="preserve">── </w:t>
+      </w:r>
+      <w:r>
+        <w:t>Class Diagram</w:t>
+      </w:r>
+      <w:r>
+        <w:t xml:space="preserve">/           </w:t>
       </w:r>
       <w:r>
         <w:tab/>
@@ -317,7 +425,58 @@
         <w:ind w:left="1800"/>
       </w:pPr>
       <w:r>
-        <w:t xml:space="preserve">   └── backend/            </w:t>
+        <w:t xml:space="preserve">   └── </w:t>
+      </w:r>
+      <w:r>
+        <w:t>ERD</w:t>
+      </w:r>
+      <w:r>
+        <w:t xml:space="preserve">/            </w:t>
+      </w:r>
+    </w:p>
+    <w:p>
+      <w:pPr>
+        <w:spacing w:before="240" w:after="240"/>
+        <w:ind w:left="1800"/>
+      </w:pPr>
+      <w:r>
+        <w:t xml:space="preserve">   └── </w:t>
+      </w:r>
+      <w:r>
+        <w:t>Flow Charts</w:t>
+      </w:r>
+      <w:r>
+        <w:t xml:space="preserve">/            </w:t>
+      </w:r>
+    </w:p>
+    <w:p>
+      <w:pPr>
+        <w:spacing w:before="240" w:after="240"/>
+        <w:ind w:left="1800"/>
+      </w:pPr>
+      <w:r>
+        <w:t xml:space="preserve">   └── </w:t>
+      </w:r>
+      <w:r>
+        <w:t>WireFrame</w:t>
+      </w:r>
+      <w:r>
+        <w:t xml:space="preserve">/            </w:t>
+      </w:r>
+    </w:p>
+    <w:p>
+      <w:pPr>
+        <w:spacing w:before="240" w:after="240"/>
+        <w:ind w:left="1800"/>
+      </w:pPr>
+      <w:r>
+        <w:t xml:space="preserve">   └── </w:t>
+      </w:r>
+      <w:r>
+        <w:t>etc</w:t>
+      </w:r>
+      <w:r>
+        <w:t xml:space="preserve">/            </w:t>
       </w:r>
       <w:r>
         <w:tab/>
@@ -332,10 +491,54 @@
         <w:rPr>
           <w:rFonts w:ascii="MS Gothic" w:eastAsia="MS Gothic" w:hAnsi="MS Gothic" w:cs="MS Gothic"/>
         </w:rPr>
+        <w:lastRenderedPageBreak/>
         <w:t>|</w:t>
       </w:r>
       <w:r>
-        <w:t xml:space="preserve">── testing/                  </w:t>
+        <w:t xml:space="preserve">── </w:t>
+      </w:r>
+      <w:r>
+        <w:rPr>
+          <w:b/>
+          <w:bCs/>
+        </w:rPr>
+        <w:t>clothing_platform</w:t>
+      </w:r>
+      <w:r>
+        <w:t xml:space="preserve">/ </w:t>
+      </w:r>
+    </w:p>
+    <w:p>
+      <w:pPr>
+        <w:spacing w:before="240" w:after="240"/>
+        <w:ind w:left="1800" w:firstLine="360"/>
+      </w:pPr>
+      <w:r>
+        <w:t xml:space="preserve">└── </w:t>
+      </w:r>
+      <w:r>
+        <w:t>front</w:t>
+      </w:r>
+      <w:r>
+        <w:t>/</w:t>
+      </w:r>
+    </w:p>
+    <w:p>
+      <w:pPr>
+        <w:spacing w:before="240" w:after="240"/>
+        <w:ind w:left="1800" w:firstLine="360"/>
+      </w:pPr>
+      <w:r>
+        <w:t xml:space="preserve">└── </w:t>
+      </w:r>
+      <w:r>
+        <w:t>Back</w:t>
+      </w:r>
+      <w:r>
+        <w:t xml:space="preserve">/            </w:t>
+      </w:r>
+      <w:r>
+        <w:t xml:space="preserve">                 </w:t>
       </w:r>
       <w:r>
         <w:tab/>
@@ -382,63 +585,6 @@
     <w:p>
       <w:pPr>
         <w:spacing w:before="240" w:after="240"/>
-        <w:ind w:left="1800"/>
-      </w:pPr>
-      <w:r>
-        <w:rPr>
-          <w:rFonts w:ascii="Courier New" w:eastAsia="Courier New" w:hAnsi="Courier New" w:cs="Courier New"/>
-        </w:rPr>
-        <w:t>o</w:t>
-      </w:r>
-      <w:r>
-        <w:rPr>
-          <w:rFonts w:ascii="Times New Roman" w:eastAsia="Times New Roman" w:hAnsi="Times New Roman" w:cs="Times New Roman"/>
-          <w:sz w:val="14"/>
-          <w:szCs w:val="14"/>
-        </w:rPr>
-        <w:t xml:space="preserve">   </w:t>
-      </w:r>
-      <w:r>
-        <w:t>Branching strategy:</w:t>
-      </w:r>
-    </w:p>
-    <w:p>
-      <w:pPr>
-        <w:spacing w:before="240" w:after="240"/>
-        <w:ind w:left="2520"/>
-      </w:pPr>
-      <w:r>
-        <w:t>main/master for stable</w:t>
-      </w:r>
-    </w:p>
-    <w:p>
-      <w:pPr>
-        <w:spacing w:before="240" w:after="240"/>
-        <w:ind w:left="2520"/>
-      </w:pPr>
-      <w:r>
-        <w:rPr>
-          <w:rFonts w:ascii="Times New Roman" w:eastAsia="Times New Roman" w:hAnsi="Times New Roman" w:cs="Times New Roman"/>
-          <w:sz w:val="14"/>
-          <w:szCs w:val="14"/>
-        </w:rPr>
-        <w:t xml:space="preserve"> </w:t>
-      </w:r>
-      <w:r>
-        <w:t>test for testing env·</w:t>
-      </w:r>
-      <w:r>
-        <w:rPr>
-          <w:rFonts w:ascii="Times New Roman" w:eastAsia="Times New Roman" w:hAnsi="Times New Roman" w:cs="Times New Roman"/>
-          <w:sz w:val="14"/>
-          <w:szCs w:val="14"/>
-        </w:rPr>
-        <w:t xml:space="preserve">       </w:t>
-      </w:r>
-    </w:p>
-    <w:p>
-      <w:pPr>
-        <w:spacing w:before="240" w:after="240"/>
       </w:pPr>
       <w:r>
         <w:rPr>
@@ -531,7 +677,6 @@
           <w:szCs w:val="28"/>
           <w:lang w:val="en-US"/>
         </w:rPr>
-        <w:lastRenderedPageBreak/>
         <w:t>CM Rules</w:t>
       </w:r>
     </w:p>
@@ -820,6 +965,7 @@
         <w:rPr>
           <w:lang w:val="en-US"/>
         </w:rPr>
+        <w:lastRenderedPageBreak/>
         <w:t>- If changes are required → the reviewer returns the status to In Progress.</w:t>
       </w:r>
     </w:p>
@@ -922,7 +1068,6 @@
           <w:szCs w:val="28"/>
           <w:lang w:val="en-US"/>
         </w:rPr>
-        <w:lastRenderedPageBreak/>
         <w:t>Review assignment rules:</w:t>
       </w:r>
     </w:p>
@@ -1061,19 +1206,7 @@
         <w:rPr>
           <w:lang w:val="en-US"/>
         </w:rPr>
-        <w:t>Pull</w:t>
-      </w:r>
-      <w:r>
-        <w:rPr>
-          <w:lang w:val="en-US"/>
-        </w:rPr>
-        <w:t xml:space="preserve"> request</w:t>
-      </w:r>
-      <w:r>
-        <w:rPr>
-          <w:lang w:val="en-US"/>
-        </w:rPr>
-        <w:t xml:space="preserve"> </w:t>
+        <w:t xml:space="preserve">Pull request </w:t>
       </w:r>
       <w:r>
         <w:rPr>
@@ -1215,6 +1348,7 @@
           <w:sz w:val="28"/>
           <w:szCs w:val="28"/>
         </w:rPr>
+        <w:lastRenderedPageBreak/>
         <w:t>3. Configuration Items (CIs):</w:t>
       </w:r>
     </w:p>
@@ -1350,7 +1484,6 @@
         <w:spacing w:after="240"/>
       </w:pPr>
       <w:r>
-        <w:lastRenderedPageBreak/>
         <w:t>Software Interactive Questioning (SIQs)</w:t>
       </w:r>
     </w:p>
@@ -1701,6 +1834,7 @@
         <w:rPr>
           <w:rFonts w:ascii="Courier New" w:eastAsia="Courier New" w:hAnsi="Courier New" w:cs="Courier New"/>
         </w:rPr>
+        <w:lastRenderedPageBreak/>
         <w:t>o</w:t>
       </w:r>
       <w:r>
@@ -1712,23 +1846,7 @@
         <w:t xml:space="preserve">   </w:t>
       </w:r>
       <w:r>
-        <w:t xml:space="preserve">Criteria: Make sure that </w:t>
-      </w:r>
-      <w:proofErr w:type="gramStart"/>
-      <w:r>
-        <w:t>this changes</w:t>
-      </w:r>
-      <w:proofErr w:type="gramEnd"/>
-      <w:r>
-        <w:t xml:space="preserve"> matches the criteria (functional – </w:t>
-      </w:r>
-      <w:proofErr w:type="spellStart"/>
-      <w:r>
-        <w:t>non functional</w:t>
-      </w:r>
-      <w:proofErr w:type="spellEnd"/>
-      <w:r>
-        <w:t>)</w:t>
+        <w:t>Criteria: Make sure that this changes matches the criteria (functional – non functional)</w:t>
       </w:r>
     </w:p>
     <w:p>
@@ -1807,15 +1925,7 @@
         <w:t xml:space="preserve">D. Change Control: </w:t>
       </w:r>
       <w:r>
-        <w:t xml:space="preserve">If a bug is found in a baselined version, </w:t>
-      </w:r>
-      <w:proofErr w:type="gramStart"/>
-      <w:r>
-        <w:t>It</w:t>
-      </w:r>
-      <w:proofErr w:type="gramEnd"/>
-      <w:r>
-        <w:t xml:space="preserve"> cannot simply "edit" the baseline. You must:</w:t>
+        <w:t>If a bug is found in a baselined version, It cannot simply "edit" the baseline. You must:</w:t>
       </w:r>
     </w:p>
     <w:p>
@@ -1856,7 +1966,6 @@
         </w:numPr>
       </w:pPr>
       <w:r>
-        <w:lastRenderedPageBreak/>
         <w:t xml:space="preserve"> Form a </w:t>
       </w:r>
       <w:r>
@@ -2138,14 +2247,12 @@
               <w:spacing w:before="240" w:after="240"/>
               <w:jc w:val="center"/>
             </w:pPr>
-            <w:proofErr w:type="spellStart"/>
             <w:r>
               <w:t>p</w:t>
             </w:r>
             <w:r>
               <w:t>rocess_docs</w:t>
             </w:r>
-            <w:proofErr w:type="spellEnd"/>
           </w:p>
         </w:tc>
         <w:tc>
@@ -2216,15 +2323,7 @@
         <w:spacing w:before="240" w:after="240"/>
       </w:pPr>
       <w:r>
-        <w:t>&lt;type</w:t>
-      </w:r>
-      <w:proofErr w:type="gramStart"/>
-      <w:r>
-        <w:t>&gt;[</w:t>
-      </w:r>
-      <w:proofErr w:type="gramEnd"/>
-      <w:r>
-        <w:t>optional scope]: &lt;description&gt;</w:t>
+        <w:t>&lt;type&gt;[optional scope]: &lt;description&gt;</w:t>
       </w:r>
     </w:p>
     <w:p>
@@ -2240,6 +2339,7 @@
           <w:b/>
           <w:bCs/>
         </w:rPr>
+        <w:lastRenderedPageBreak/>
         <w:t>feat</w:t>
       </w:r>
       <w:r>
@@ -2359,7 +2459,6 @@
           <w:bCs/>
           <w:u w:val="single"/>
         </w:rPr>
-        <w:lastRenderedPageBreak/>
         <w:t xml:space="preserve">4. </w:t>
       </w:r>
       <w:r>
@@ -2404,15 +2503,7 @@
         <w:spacing w:before="240" w:after="240"/>
       </w:pPr>
       <w:r>
-        <w:t>&lt;type</w:t>
-      </w:r>
-      <w:proofErr w:type="gramStart"/>
-      <w:r>
-        <w:t>&gt;[</w:t>
-      </w:r>
-      <w:proofErr w:type="gramEnd"/>
-      <w:r>
-        <w:t>optional scope]: &lt;description&gt;</w:t>
+        <w:t>&lt;type&gt;[optional scope]: &lt;description&gt;</w:t>
       </w:r>
     </w:p>
     <w:p>
@@ -4129,7 +4220,6 @@
   <w:style w:type="character" w:default="1" w:styleId="DefaultParagraphFont">
     <w:name w:val="Default Paragraph Font"/>
     <w:uiPriority w:val="1"/>
-    <w:semiHidden/>
     <w:unhideWhenUsed/>
   </w:style>
   <w:style w:type="table" w:default="1" w:styleId="TableNormal">
